--- a/.claude/templates/PLAN-template.docx
+++ b/.claude/templates/PLAN-template.docx
@@ -189,6 +189,56 @@
     </w:p>
     <w:p>
       <w:pPr>
+        <w:spacing w:before="40" w:after="40"/>
+        <w:ind w:left="567"/>
+        <w:pBdr>
+          <w:left w:val="single" w:sz="12" w:space="10" w:color="F05922"/>
+        </w:pBdr>
+      </w:pPr>
+      <w:r>
+        <w:rPr>
+          <w:b/>
+          <w:color w:val="4A3F8C"/>
+        </w:rPr>
+        <w:t>Session isolation (CLAUDE.md §16.5):</w:t>
+      </w:r>
+      <w:r>
+        <w:rPr>
+          <w:color w:val="4A3F8C"/>
+        </w:rPr>
+        <w:t xml:space="preserve"> Mỗi bước ⬜/🔄 PHẢI chạy tách session — LOCAL dùng </w:t>
+      </w:r>
+      <w:r>
+        <w:rPr>
+          <w:rFonts w:ascii="Courier New" w:hAnsi="Courier New"/>
+          <w:color w:val="F05922"/>
+          <w:sz w:val="18"/>
+        </w:rPr>
+        <w:t>Agent</w:t>
+      </w:r>
+      <w:r>
+        <w:rPr>
+          <w:color w:val="4A3F8C"/>
+        </w:rPr>
+        <w:t xml:space="preserve"> subagent, WEB dùng </w:t>
+      </w:r>
+      <w:r>
+        <w:rPr>
+          <w:rFonts w:ascii="Courier New" w:hAnsi="Courier New"/>
+          <w:color w:val="F05922"/>
+          <w:sz w:val="18"/>
+        </w:rPr>
+        <w:t>RemoteTrigger</w:t>
+      </w:r>
+      <w:r>
+        <w:rPr>
+          <w:color w:val="4A3F8C"/>
+        </w:rPr>
+        <w:t>. Agent/trigger tự commit+push+điền cột "Hoàn thành lúc".</w:t>
+      </w:r>
+    </w:p>
+    <w:p>
+      <w:pPr>
         <w:pStyle w:val="Heading3"/>
         <w:spacing w:before="160" w:after="60"/>
       </w:pPr>
@@ -207,17 +257,18 @@
         <w:tblLook w:firstColumn="1" w:firstRow="1" w:lastColumn="0" w:lastRow="0" w:noHBand="0" w:noVBand="1" w:val="04A0"/>
       </w:tblPr>
       <w:tblGrid>
-        <w:gridCol w:w="1615"/>
-        <w:gridCol w:w="1615"/>
-        <w:gridCol w:w="1615"/>
-        <w:gridCol w:w="1615"/>
-        <w:gridCol w:w="1615"/>
-        <w:gridCol w:w="1615"/>
+        <w:gridCol w:w="1384"/>
+        <w:gridCol w:w="1384"/>
+        <w:gridCol w:w="1384"/>
+        <w:gridCol w:w="1384"/>
+        <w:gridCol w:w="1384"/>
+        <w:gridCol w:w="1384"/>
+        <w:gridCol w:w="1384"/>
       </w:tblGrid>
       <w:tr>
         <w:tc>
           <w:tcPr>
-            <w:tcW w:type="dxa" w:w="1615"/>
+            <w:tcW w:type="dxa" w:w="1384"/>
             <w:shd w:val="clear" w:color="auto" w:fill="251C53"/>
             <w:tcBorders>
               <w:top w:val="single" w:sz="4" w:space="0" w:color="251C53"/>
@@ -239,7 +290,7 @@
         </w:tc>
         <w:tc>
           <w:tcPr>
-            <w:tcW w:type="dxa" w:w="1615"/>
+            <w:tcW w:type="dxa" w:w="1384"/>
             <w:shd w:val="clear" w:color="auto" w:fill="251C53"/>
             <w:tcBorders>
               <w:top w:val="single" w:sz="4" w:space="0" w:color="251C53"/>
@@ -261,7 +312,7 @@
         </w:tc>
         <w:tc>
           <w:tcPr>
-            <w:tcW w:type="dxa" w:w="1615"/>
+            <w:tcW w:type="dxa" w:w="1384"/>
             <w:shd w:val="clear" w:color="auto" w:fill="251C53"/>
             <w:tcBorders>
               <w:top w:val="single" w:sz="4" w:space="0" w:color="251C53"/>
@@ -283,7 +334,7 @@
         </w:tc>
         <w:tc>
           <w:tcPr>
-            <w:tcW w:type="dxa" w:w="1615"/>
+            <w:tcW w:type="dxa" w:w="1384"/>
             <w:shd w:val="clear" w:color="auto" w:fill="251C53"/>
             <w:tcBorders>
               <w:top w:val="single" w:sz="4" w:space="0" w:color="251C53"/>
@@ -305,7 +356,7 @@
         </w:tc>
         <w:tc>
           <w:tcPr>
-            <w:tcW w:type="dxa" w:w="1615"/>
+            <w:tcW w:type="dxa" w:w="1384"/>
             <w:shd w:val="clear" w:color="auto" w:fill="251C53"/>
             <w:tcBorders>
               <w:top w:val="single" w:sz="4" w:space="0" w:color="251C53"/>
@@ -327,7 +378,29 @@
         </w:tc>
         <w:tc>
           <w:tcPr>
-            <w:tcW w:type="dxa" w:w="1615"/>
+            <w:tcW w:type="dxa" w:w="1384"/>
+            <w:shd w:val="clear" w:color="auto" w:fill="251C53"/>
+            <w:tcBorders>
+              <w:top w:val="single" w:sz="4" w:space="0" w:color="251C53"/>
+              <w:left w:val="single" w:sz="4" w:space="0" w:color="251C53"/>
+              <w:bottom w:val="single" w:sz="4" w:space="0" w:color="251C53"/>
+              <w:right w:val="single" w:sz="4" w:space="0" w:color="251C53"/>
+            </w:tcBorders>
+          </w:tcPr>
+          <w:p>
+            <w:r>
+              <w:rPr>
+                <w:b/>
+                <w:color w:val="FFFFFF"/>
+                <w:sz w:val="20"/>
+              </w:rPr>
+              <w:t>Hoàn thành lúc</w:t>
+            </w:r>
+          </w:p>
+        </w:tc>
+        <w:tc>
+          <w:tcPr>
+            <w:tcW w:type="dxa" w:w="1384"/>
             <w:shd w:val="clear" w:color="auto" w:fill="251C53"/>
             <w:tcBorders>
               <w:top w:val="single" w:sz="4" w:space="0" w:color="251C53"/>
@@ -351,7 +424,7 @@
       <w:tr>
         <w:tc>
           <w:tcPr>
-            <w:tcW w:type="dxa" w:w="1615"/>
+            <w:tcW w:type="dxa" w:w="1384"/>
             <w:tcBorders>
               <w:top w:val="single" w:sz="4" w:space="0" w:color="CBCBCB"/>
               <w:left w:val="single" w:sz="4" w:space="0" w:color="CBCBCB"/>
@@ -370,7 +443,7 @@
         </w:tc>
         <w:tc>
           <w:tcPr>
-            <w:tcW w:type="dxa" w:w="1615"/>
+            <w:tcW w:type="dxa" w:w="1384"/>
             <w:tcBorders>
               <w:top w:val="single" w:sz="4" w:space="0" w:color="CBCBCB"/>
               <w:left w:val="single" w:sz="4" w:space="0" w:color="CBCBCB"/>
@@ -389,7 +462,7 @@
         </w:tc>
         <w:tc>
           <w:tcPr>
-            <w:tcW w:type="dxa" w:w="1615"/>
+            <w:tcW w:type="dxa" w:w="1384"/>
             <w:tcBorders>
               <w:top w:val="single" w:sz="4" w:space="0" w:color="CBCBCB"/>
               <w:left w:val="single" w:sz="4" w:space="0" w:color="CBCBCB"/>
@@ -408,7 +481,7 @@
         </w:tc>
         <w:tc>
           <w:tcPr>
-            <w:tcW w:type="dxa" w:w="1615"/>
+            <w:tcW w:type="dxa" w:w="1384"/>
             <w:tcBorders>
               <w:top w:val="single" w:sz="4" w:space="0" w:color="CBCBCB"/>
               <w:left w:val="single" w:sz="4" w:space="0" w:color="CBCBCB"/>
@@ -427,7 +500,7 @@
         </w:tc>
         <w:tc>
           <w:tcPr>
-            <w:tcW w:type="dxa" w:w="1615"/>
+            <w:tcW w:type="dxa" w:w="1384"/>
             <w:tcBorders>
               <w:top w:val="single" w:sz="4" w:space="0" w:color="CBCBCB"/>
               <w:left w:val="single" w:sz="4" w:space="0" w:color="CBCBCB"/>
@@ -446,7 +519,26 @@
         </w:tc>
         <w:tc>
           <w:tcPr>
-            <w:tcW w:type="dxa" w:w="1615"/>
+            <w:tcW w:type="dxa" w:w="1384"/>
+            <w:tcBorders>
+              <w:top w:val="single" w:sz="4" w:space="0" w:color="CBCBCB"/>
+              <w:left w:val="single" w:sz="4" w:space="0" w:color="CBCBCB"/>
+              <w:bottom w:val="single" w:sz="4" w:space="0" w:color="CBCBCB"/>
+              <w:right w:val="single" w:sz="4" w:space="0" w:color="CBCBCB"/>
+            </w:tcBorders>
+          </w:tcPr>
+          <w:p>
+            <w:r>
+              <w:rPr>
+                <w:sz w:val="20"/>
+              </w:rPr>
+              <w:t>-----------------</w:t>
+            </w:r>
+          </w:p>
+        </w:tc>
+        <w:tc>
+          <w:tcPr>
+            <w:tcW w:type="dxa" w:w="1384"/>
             <w:tcBorders>
               <w:top w:val="single" w:sz="4" w:space="0" w:color="CBCBCB"/>
               <w:left w:val="single" w:sz="4" w:space="0" w:color="CBCBCB"/>
@@ -467,7 +559,7 @@
       <w:tr>
         <w:tc>
           <w:tcPr>
-            <w:tcW w:type="dxa" w:w="1615"/>
+            <w:tcW w:type="dxa" w:w="1384"/>
             <w:shd w:val="clear" w:color="auto" w:fill="B8B3D6"/>
             <w:tcBorders>
               <w:top w:val="single" w:sz="4" w:space="0" w:color="CBCBCB"/>
@@ -487,7 +579,7 @@
         </w:tc>
         <w:tc>
           <w:tcPr>
-            <w:tcW w:type="dxa" w:w="1615"/>
+            <w:tcW w:type="dxa" w:w="1384"/>
             <w:shd w:val="clear" w:color="auto" w:fill="B8B3D6"/>
             <w:tcBorders>
               <w:top w:val="single" w:sz="4" w:space="0" w:color="CBCBCB"/>
@@ -507,7 +599,7 @@
         </w:tc>
         <w:tc>
           <w:tcPr>
-            <w:tcW w:type="dxa" w:w="1615"/>
+            <w:tcW w:type="dxa" w:w="1384"/>
             <w:shd w:val="clear" w:color="auto" w:fill="B8B3D6"/>
             <w:tcBorders>
               <w:top w:val="single" w:sz="4" w:space="0" w:color="CBCBCB"/>
@@ -527,7 +619,7 @@
         </w:tc>
         <w:tc>
           <w:tcPr>
-            <w:tcW w:type="dxa" w:w="1615"/>
+            <w:tcW w:type="dxa" w:w="1384"/>
             <w:shd w:val="clear" w:color="auto" w:fill="B8B3D6"/>
             <w:tcBorders>
               <w:top w:val="single" w:sz="4" w:space="0" w:color="CBCBCB"/>
@@ -547,7 +639,7 @@
         </w:tc>
         <w:tc>
           <w:tcPr>
-            <w:tcW w:type="dxa" w:w="1615"/>
+            <w:tcW w:type="dxa" w:w="1384"/>
             <w:shd w:val="clear" w:color="auto" w:fill="B8B3D6"/>
             <w:tcBorders>
               <w:top w:val="single" w:sz="4" w:space="0" w:color="CBCBCB"/>
@@ -567,7 +659,27 @@
         </w:tc>
         <w:tc>
           <w:tcPr>
-            <w:tcW w:type="dxa" w:w="1615"/>
+            <w:tcW w:type="dxa" w:w="1384"/>
+            <w:shd w:val="clear" w:color="auto" w:fill="B8B3D6"/>
+            <w:tcBorders>
+              <w:top w:val="single" w:sz="4" w:space="0" w:color="CBCBCB"/>
+              <w:left w:val="single" w:sz="4" w:space="0" w:color="CBCBCB"/>
+              <w:bottom w:val="single" w:sz="4" w:space="0" w:color="CBCBCB"/>
+              <w:right w:val="single" w:sz="4" w:space="0" w:color="CBCBCB"/>
+            </w:tcBorders>
+          </w:tcPr>
+          <w:p>
+            <w:r>
+              <w:rPr>
+                <w:sz w:val="20"/>
+              </w:rPr>
+              <w:t>-</w:t>
+            </w:r>
+          </w:p>
+        </w:tc>
+        <w:tc>
+          <w:tcPr>
+            <w:tcW w:type="dxa" w:w="1384"/>
             <w:shd w:val="clear" w:color="auto" w:fill="B8B3D6"/>
             <w:tcBorders>
               <w:top w:val="single" w:sz="4" w:space="0" w:color="CBCBCB"/>
@@ -582,7 +694,7 @@
       <w:tr>
         <w:tc>
           <w:tcPr>
-            <w:tcW w:type="dxa" w:w="1615"/>
+            <w:tcW w:type="dxa" w:w="1384"/>
             <w:tcBorders>
               <w:top w:val="single" w:sz="4" w:space="0" w:color="CBCBCB"/>
               <w:left w:val="single" w:sz="4" w:space="0" w:color="CBCBCB"/>
@@ -601,7 +713,7 @@
         </w:tc>
         <w:tc>
           <w:tcPr>
-            <w:tcW w:type="dxa" w:w="1615"/>
+            <w:tcW w:type="dxa" w:w="1384"/>
             <w:tcBorders>
               <w:top w:val="single" w:sz="4" w:space="0" w:color="CBCBCB"/>
               <w:left w:val="single" w:sz="4" w:space="0" w:color="CBCBCB"/>
@@ -620,7 +732,7 @@
         </w:tc>
         <w:tc>
           <w:tcPr>
-            <w:tcW w:type="dxa" w:w="1615"/>
+            <w:tcW w:type="dxa" w:w="1384"/>
             <w:tcBorders>
               <w:top w:val="single" w:sz="4" w:space="0" w:color="CBCBCB"/>
               <w:left w:val="single" w:sz="4" w:space="0" w:color="CBCBCB"/>
@@ -639,7 +751,7 @@
         </w:tc>
         <w:tc>
           <w:tcPr>
-            <w:tcW w:type="dxa" w:w="1615"/>
+            <w:tcW w:type="dxa" w:w="1384"/>
             <w:tcBorders>
               <w:top w:val="single" w:sz="4" w:space="0" w:color="CBCBCB"/>
               <w:left w:val="single" w:sz="4" w:space="0" w:color="CBCBCB"/>
@@ -658,7 +770,7 @@
         </w:tc>
         <w:tc>
           <w:tcPr>
-            <w:tcW w:type="dxa" w:w="1615"/>
+            <w:tcW w:type="dxa" w:w="1384"/>
             <w:tcBorders>
               <w:top w:val="single" w:sz="4" w:space="0" w:color="CBCBCB"/>
               <w:left w:val="single" w:sz="4" w:space="0" w:color="CBCBCB"/>
@@ -677,7 +789,26 @@
         </w:tc>
         <w:tc>
           <w:tcPr>
-            <w:tcW w:type="dxa" w:w="1615"/>
+            <w:tcW w:type="dxa" w:w="1384"/>
+            <w:tcBorders>
+              <w:top w:val="single" w:sz="4" w:space="0" w:color="CBCBCB"/>
+              <w:left w:val="single" w:sz="4" w:space="0" w:color="CBCBCB"/>
+              <w:bottom w:val="single" w:sz="4" w:space="0" w:color="CBCBCB"/>
+              <w:right w:val="single" w:sz="4" w:space="0" w:color="CBCBCB"/>
+            </w:tcBorders>
+          </w:tcPr>
+          <w:p>
+            <w:r>
+              <w:rPr>
+                <w:sz w:val="20"/>
+              </w:rPr>
+              <w:t>-</w:t>
+            </w:r>
+          </w:p>
+        </w:tc>
+        <w:tc>
+          <w:tcPr>
+            <w:tcW w:type="dxa" w:w="1384"/>
             <w:tcBorders>
               <w:top w:val="single" w:sz="4" w:space="0" w:color="CBCBCB"/>
               <w:left w:val="single" w:sz="4" w:space="0" w:color="CBCBCB"/>
@@ -710,17 +841,18 @@
         <w:tblLook w:firstColumn="1" w:firstRow="1" w:lastColumn="0" w:lastRow="0" w:noHBand="0" w:noVBand="1" w:val="04A0"/>
       </w:tblPr>
       <w:tblGrid>
-        <w:gridCol w:w="1615"/>
-        <w:gridCol w:w="1615"/>
-        <w:gridCol w:w="1615"/>
-        <w:gridCol w:w="1615"/>
-        <w:gridCol w:w="1615"/>
-        <w:gridCol w:w="1615"/>
+        <w:gridCol w:w="1384"/>
+        <w:gridCol w:w="1384"/>
+        <w:gridCol w:w="1384"/>
+        <w:gridCol w:w="1384"/>
+        <w:gridCol w:w="1384"/>
+        <w:gridCol w:w="1384"/>
+        <w:gridCol w:w="1384"/>
       </w:tblGrid>
       <w:tr>
         <w:tc>
           <w:tcPr>
-            <w:tcW w:type="dxa" w:w="1615"/>
+            <w:tcW w:type="dxa" w:w="1384"/>
             <w:shd w:val="clear" w:color="auto" w:fill="251C53"/>
             <w:tcBorders>
               <w:top w:val="single" w:sz="4" w:space="0" w:color="251C53"/>
@@ -742,7 +874,7 @@
         </w:tc>
         <w:tc>
           <w:tcPr>
-            <w:tcW w:type="dxa" w:w="1615"/>
+            <w:tcW w:type="dxa" w:w="1384"/>
             <w:shd w:val="clear" w:color="auto" w:fill="251C53"/>
             <w:tcBorders>
               <w:top w:val="single" w:sz="4" w:space="0" w:color="251C53"/>
@@ -764,7 +896,7 @@
         </w:tc>
         <w:tc>
           <w:tcPr>
-            <w:tcW w:type="dxa" w:w="1615"/>
+            <w:tcW w:type="dxa" w:w="1384"/>
             <w:shd w:val="clear" w:color="auto" w:fill="251C53"/>
             <w:tcBorders>
               <w:top w:val="single" w:sz="4" w:space="0" w:color="251C53"/>
@@ -786,7 +918,7 @@
         </w:tc>
         <w:tc>
           <w:tcPr>
-            <w:tcW w:type="dxa" w:w="1615"/>
+            <w:tcW w:type="dxa" w:w="1384"/>
             <w:shd w:val="clear" w:color="auto" w:fill="251C53"/>
             <w:tcBorders>
               <w:top w:val="single" w:sz="4" w:space="0" w:color="251C53"/>
@@ -808,7 +940,7 @@
         </w:tc>
         <w:tc>
           <w:tcPr>
-            <w:tcW w:type="dxa" w:w="1615"/>
+            <w:tcW w:type="dxa" w:w="1384"/>
             <w:shd w:val="clear" w:color="auto" w:fill="251C53"/>
             <w:tcBorders>
               <w:top w:val="single" w:sz="4" w:space="0" w:color="251C53"/>
@@ -830,7 +962,29 @@
         </w:tc>
         <w:tc>
           <w:tcPr>
-            <w:tcW w:type="dxa" w:w="1615"/>
+            <w:tcW w:type="dxa" w:w="1384"/>
+            <w:shd w:val="clear" w:color="auto" w:fill="251C53"/>
+            <w:tcBorders>
+              <w:top w:val="single" w:sz="4" w:space="0" w:color="251C53"/>
+              <w:left w:val="single" w:sz="4" w:space="0" w:color="251C53"/>
+              <w:bottom w:val="single" w:sz="4" w:space="0" w:color="251C53"/>
+              <w:right w:val="single" w:sz="4" w:space="0" w:color="251C53"/>
+            </w:tcBorders>
+          </w:tcPr>
+          <w:p>
+            <w:r>
+              <w:rPr>
+                <w:b/>
+                <w:color w:val="FFFFFF"/>
+                <w:sz w:val="20"/>
+              </w:rPr>
+              <w:t>Hoàn thành lúc</w:t>
+            </w:r>
+          </w:p>
+        </w:tc>
+        <w:tc>
+          <w:tcPr>
+            <w:tcW w:type="dxa" w:w="1384"/>
             <w:shd w:val="clear" w:color="auto" w:fill="251C53"/>
             <w:tcBorders>
               <w:top w:val="single" w:sz="4" w:space="0" w:color="251C53"/>
@@ -854,7 +1008,7 @@
       <w:tr>
         <w:tc>
           <w:tcPr>
-            <w:tcW w:type="dxa" w:w="1615"/>
+            <w:tcW w:type="dxa" w:w="1384"/>
             <w:tcBorders>
               <w:top w:val="single" w:sz="4" w:space="0" w:color="CBCBCB"/>
               <w:left w:val="single" w:sz="4" w:space="0" w:color="CBCBCB"/>
@@ -873,7 +1027,7 @@
         </w:tc>
         <w:tc>
           <w:tcPr>
-            <w:tcW w:type="dxa" w:w="1615"/>
+            <w:tcW w:type="dxa" w:w="1384"/>
             <w:tcBorders>
               <w:top w:val="single" w:sz="4" w:space="0" w:color="CBCBCB"/>
               <w:left w:val="single" w:sz="4" w:space="0" w:color="CBCBCB"/>
@@ -892,7 +1046,7 @@
         </w:tc>
         <w:tc>
           <w:tcPr>
-            <w:tcW w:type="dxa" w:w="1615"/>
+            <w:tcW w:type="dxa" w:w="1384"/>
             <w:tcBorders>
               <w:top w:val="single" w:sz="4" w:space="0" w:color="CBCBCB"/>
               <w:left w:val="single" w:sz="4" w:space="0" w:color="CBCBCB"/>
@@ -911,7 +1065,7 @@
         </w:tc>
         <w:tc>
           <w:tcPr>
-            <w:tcW w:type="dxa" w:w="1615"/>
+            <w:tcW w:type="dxa" w:w="1384"/>
             <w:tcBorders>
               <w:top w:val="single" w:sz="4" w:space="0" w:color="CBCBCB"/>
               <w:left w:val="single" w:sz="4" w:space="0" w:color="CBCBCB"/>
@@ -930,7 +1084,7 @@
         </w:tc>
         <w:tc>
           <w:tcPr>
-            <w:tcW w:type="dxa" w:w="1615"/>
+            <w:tcW w:type="dxa" w:w="1384"/>
             <w:tcBorders>
               <w:top w:val="single" w:sz="4" w:space="0" w:color="CBCBCB"/>
               <w:left w:val="single" w:sz="4" w:space="0" w:color="CBCBCB"/>
@@ -949,7 +1103,26 @@
         </w:tc>
         <w:tc>
           <w:tcPr>
-            <w:tcW w:type="dxa" w:w="1615"/>
+            <w:tcW w:type="dxa" w:w="1384"/>
+            <w:tcBorders>
+              <w:top w:val="single" w:sz="4" w:space="0" w:color="CBCBCB"/>
+              <w:left w:val="single" w:sz="4" w:space="0" w:color="CBCBCB"/>
+              <w:bottom w:val="single" w:sz="4" w:space="0" w:color="CBCBCB"/>
+              <w:right w:val="single" w:sz="4" w:space="0" w:color="CBCBCB"/>
+            </w:tcBorders>
+          </w:tcPr>
+          <w:p>
+            <w:r>
+              <w:rPr>
+                <w:sz w:val="20"/>
+              </w:rPr>
+              <w:t>-----------------</w:t>
+            </w:r>
+          </w:p>
+        </w:tc>
+        <w:tc>
+          <w:tcPr>
+            <w:tcW w:type="dxa" w:w="1384"/>
             <w:tcBorders>
               <w:top w:val="single" w:sz="4" w:space="0" w:color="CBCBCB"/>
               <w:left w:val="single" w:sz="4" w:space="0" w:color="CBCBCB"/>
@@ -970,7 +1143,7 @@
       <w:tr>
         <w:tc>
           <w:tcPr>
-            <w:tcW w:type="dxa" w:w="1615"/>
+            <w:tcW w:type="dxa" w:w="1384"/>
             <w:shd w:val="clear" w:color="auto" w:fill="B8B3D6"/>
             <w:tcBorders>
               <w:top w:val="single" w:sz="4" w:space="0" w:color="CBCBCB"/>
@@ -990,7 +1163,7 @@
         </w:tc>
         <w:tc>
           <w:tcPr>
-            <w:tcW w:type="dxa" w:w="1615"/>
+            <w:tcW w:type="dxa" w:w="1384"/>
             <w:shd w:val="clear" w:color="auto" w:fill="B8B3D6"/>
             <w:tcBorders>
               <w:top w:val="single" w:sz="4" w:space="0" w:color="CBCBCB"/>
@@ -1010,7 +1183,7 @@
         </w:tc>
         <w:tc>
           <w:tcPr>
-            <w:tcW w:type="dxa" w:w="1615"/>
+            <w:tcW w:type="dxa" w:w="1384"/>
             <w:shd w:val="clear" w:color="auto" w:fill="B8B3D6"/>
             <w:tcBorders>
               <w:top w:val="single" w:sz="4" w:space="0" w:color="CBCBCB"/>
@@ -1030,7 +1203,7 @@
         </w:tc>
         <w:tc>
           <w:tcPr>
-            <w:tcW w:type="dxa" w:w="1615"/>
+            <w:tcW w:type="dxa" w:w="1384"/>
             <w:shd w:val="clear" w:color="auto" w:fill="B8B3D6"/>
             <w:tcBorders>
               <w:top w:val="single" w:sz="4" w:space="0" w:color="CBCBCB"/>
@@ -1050,7 +1223,7 @@
         </w:tc>
         <w:tc>
           <w:tcPr>
-            <w:tcW w:type="dxa" w:w="1615"/>
+            <w:tcW w:type="dxa" w:w="1384"/>
             <w:shd w:val="clear" w:color="auto" w:fill="B8B3D6"/>
             <w:tcBorders>
               <w:top w:val="single" w:sz="4" w:space="0" w:color="CBCBCB"/>
@@ -1070,7 +1243,27 @@
         </w:tc>
         <w:tc>
           <w:tcPr>
-            <w:tcW w:type="dxa" w:w="1615"/>
+            <w:tcW w:type="dxa" w:w="1384"/>
+            <w:shd w:val="clear" w:color="auto" w:fill="B8B3D6"/>
+            <w:tcBorders>
+              <w:top w:val="single" w:sz="4" w:space="0" w:color="CBCBCB"/>
+              <w:left w:val="single" w:sz="4" w:space="0" w:color="CBCBCB"/>
+              <w:bottom w:val="single" w:sz="4" w:space="0" w:color="CBCBCB"/>
+              <w:right w:val="single" w:sz="4" w:space="0" w:color="CBCBCB"/>
+            </w:tcBorders>
+          </w:tcPr>
+          <w:p>
+            <w:r>
+              <w:rPr>
+                <w:sz w:val="20"/>
+              </w:rPr>
+              <w:t>-</w:t>
+            </w:r>
+          </w:p>
+        </w:tc>
+        <w:tc>
+          <w:tcPr>
+            <w:tcW w:type="dxa" w:w="1384"/>
             <w:shd w:val="clear" w:color="auto" w:fill="B8B3D6"/>
             <w:tcBorders>
               <w:top w:val="single" w:sz="4" w:space="0" w:color="CBCBCB"/>
@@ -1085,7 +1278,7 @@
       <w:tr>
         <w:tc>
           <w:tcPr>
-            <w:tcW w:type="dxa" w:w="1615"/>
+            <w:tcW w:type="dxa" w:w="1384"/>
             <w:tcBorders>
               <w:top w:val="single" w:sz="4" w:space="0" w:color="CBCBCB"/>
               <w:left w:val="single" w:sz="4" w:space="0" w:color="CBCBCB"/>
@@ -1104,7 +1297,7 @@
         </w:tc>
         <w:tc>
           <w:tcPr>
-            <w:tcW w:type="dxa" w:w="1615"/>
+            <w:tcW w:type="dxa" w:w="1384"/>
             <w:tcBorders>
               <w:top w:val="single" w:sz="4" w:space="0" w:color="CBCBCB"/>
               <w:left w:val="single" w:sz="4" w:space="0" w:color="CBCBCB"/>
@@ -1123,7 +1316,7 @@
         </w:tc>
         <w:tc>
           <w:tcPr>
-            <w:tcW w:type="dxa" w:w="1615"/>
+            <w:tcW w:type="dxa" w:w="1384"/>
             <w:tcBorders>
               <w:top w:val="single" w:sz="4" w:space="0" w:color="CBCBCB"/>
               <w:left w:val="single" w:sz="4" w:space="0" w:color="CBCBCB"/>
@@ -1142,7 +1335,7 @@
         </w:tc>
         <w:tc>
           <w:tcPr>
-            <w:tcW w:type="dxa" w:w="1615"/>
+            <w:tcW w:type="dxa" w:w="1384"/>
             <w:tcBorders>
               <w:top w:val="single" w:sz="4" w:space="0" w:color="CBCBCB"/>
               <w:left w:val="single" w:sz="4" w:space="0" w:color="CBCBCB"/>
@@ -1161,7 +1354,7 @@
         </w:tc>
         <w:tc>
           <w:tcPr>
-            <w:tcW w:type="dxa" w:w="1615"/>
+            <w:tcW w:type="dxa" w:w="1384"/>
             <w:tcBorders>
               <w:top w:val="single" w:sz="4" w:space="0" w:color="CBCBCB"/>
               <w:left w:val="single" w:sz="4" w:space="0" w:color="CBCBCB"/>
@@ -1180,7 +1373,26 @@
         </w:tc>
         <w:tc>
           <w:tcPr>
-            <w:tcW w:type="dxa" w:w="1615"/>
+            <w:tcW w:type="dxa" w:w="1384"/>
+            <w:tcBorders>
+              <w:top w:val="single" w:sz="4" w:space="0" w:color="CBCBCB"/>
+              <w:left w:val="single" w:sz="4" w:space="0" w:color="CBCBCB"/>
+              <w:bottom w:val="single" w:sz="4" w:space="0" w:color="CBCBCB"/>
+              <w:right w:val="single" w:sz="4" w:space="0" w:color="CBCBCB"/>
+            </w:tcBorders>
+          </w:tcPr>
+          <w:p>
+            <w:r>
+              <w:rPr>
+                <w:sz w:val="20"/>
+              </w:rPr>
+              <w:t>-</w:t>
+            </w:r>
+          </w:p>
+        </w:tc>
+        <w:tc>
+          <w:tcPr>
+            <w:tcW w:type="dxa" w:w="1384"/>
             <w:tcBorders>
               <w:top w:val="single" w:sz="4" w:space="0" w:color="CBCBCB"/>
               <w:left w:val="single" w:sz="4" w:space="0" w:color="CBCBCB"/>
@@ -1213,17 +1425,18 @@
         <w:tblLook w:firstColumn="1" w:firstRow="1" w:lastColumn="0" w:lastRow="0" w:noHBand="0" w:noVBand="1" w:val="04A0"/>
       </w:tblPr>
       <w:tblGrid>
-        <w:gridCol w:w="1615"/>
-        <w:gridCol w:w="1615"/>
-        <w:gridCol w:w="1615"/>
-        <w:gridCol w:w="1615"/>
-        <w:gridCol w:w="1615"/>
-        <w:gridCol w:w="1615"/>
+        <w:gridCol w:w="1384"/>
+        <w:gridCol w:w="1384"/>
+        <w:gridCol w:w="1384"/>
+        <w:gridCol w:w="1384"/>
+        <w:gridCol w:w="1384"/>
+        <w:gridCol w:w="1384"/>
+        <w:gridCol w:w="1384"/>
       </w:tblGrid>
       <w:tr>
         <w:tc>
           <w:tcPr>
-            <w:tcW w:type="dxa" w:w="1615"/>
+            <w:tcW w:type="dxa" w:w="1384"/>
             <w:shd w:val="clear" w:color="auto" w:fill="251C53"/>
             <w:tcBorders>
               <w:top w:val="single" w:sz="4" w:space="0" w:color="251C53"/>
@@ -1245,7 +1458,7 @@
         </w:tc>
         <w:tc>
           <w:tcPr>
-            <w:tcW w:type="dxa" w:w="1615"/>
+            <w:tcW w:type="dxa" w:w="1384"/>
             <w:shd w:val="clear" w:color="auto" w:fill="251C53"/>
             <w:tcBorders>
               <w:top w:val="single" w:sz="4" w:space="0" w:color="251C53"/>
@@ -1267,7 +1480,7 @@
         </w:tc>
         <w:tc>
           <w:tcPr>
-            <w:tcW w:type="dxa" w:w="1615"/>
+            <w:tcW w:type="dxa" w:w="1384"/>
             <w:shd w:val="clear" w:color="auto" w:fill="251C53"/>
             <w:tcBorders>
               <w:top w:val="single" w:sz="4" w:space="0" w:color="251C53"/>
@@ -1289,7 +1502,7 @@
         </w:tc>
         <w:tc>
           <w:tcPr>
-            <w:tcW w:type="dxa" w:w="1615"/>
+            <w:tcW w:type="dxa" w:w="1384"/>
             <w:shd w:val="clear" w:color="auto" w:fill="251C53"/>
             <w:tcBorders>
               <w:top w:val="single" w:sz="4" w:space="0" w:color="251C53"/>
@@ -1311,7 +1524,7 @@
         </w:tc>
         <w:tc>
           <w:tcPr>
-            <w:tcW w:type="dxa" w:w="1615"/>
+            <w:tcW w:type="dxa" w:w="1384"/>
             <w:shd w:val="clear" w:color="auto" w:fill="251C53"/>
             <w:tcBorders>
               <w:top w:val="single" w:sz="4" w:space="0" w:color="251C53"/>
@@ -1333,7 +1546,29 @@
         </w:tc>
         <w:tc>
           <w:tcPr>
-            <w:tcW w:type="dxa" w:w="1615"/>
+            <w:tcW w:type="dxa" w:w="1384"/>
+            <w:shd w:val="clear" w:color="auto" w:fill="251C53"/>
+            <w:tcBorders>
+              <w:top w:val="single" w:sz="4" w:space="0" w:color="251C53"/>
+              <w:left w:val="single" w:sz="4" w:space="0" w:color="251C53"/>
+              <w:bottom w:val="single" w:sz="4" w:space="0" w:color="251C53"/>
+              <w:right w:val="single" w:sz="4" w:space="0" w:color="251C53"/>
+            </w:tcBorders>
+          </w:tcPr>
+          <w:p>
+            <w:r>
+              <w:rPr>
+                <w:b/>
+                <w:color w:val="FFFFFF"/>
+                <w:sz w:val="20"/>
+              </w:rPr>
+              <w:t>Hoàn thành lúc</w:t>
+            </w:r>
+          </w:p>
+        </w:tc>
+        <w:tc>
+          <w:tcPr>
+            <w:tcW w:type="dxa" w:w="1384"/>
             <w:shd w:val="clear" w:color="auto" w:fill="251C53"/>
             <w:tcBorders>
               <w:top w:val="single" w:sz="4" w:space="0" w:color="251C53"/>
@@ -1357,7 +1592,7 @@
       <w:tr>
         <w:tc>
           <w:tcPr>
-            <w:tcW w:type="dxa" w:w="1615"/>
+            <w:tcW w:type="dxa" w:w="1384"/>
             <w:tcBorders>
               <w:top w:val="single" w:sz="4" w:space="0" w:color="CBCBCB"/>
               <w:left w:val="single" w:sz="4" w:space="0" w:color="CBCBCB"/>
@@ -1376,7 +1611,7 @@
         </w:tc>
         <w:tc>
           <w:tcPr>
-            <w:tcW w:type="dxa" w:w="1615"/>
+            <w:tcW w:type="dxa" w:w="1384"/>
             <w:tcBorders>
               <w:top w:val="single" w:sz="4" w:space="0" w:color="CBCBCB"/>
               <w:left w:val="single" w:sz="4" w:space="0" w:color="CBCBCB"/>
@@ -1395,7 +1630,7 @@
         </w:tc>
         <w:tc>
           <w:tcPr>
-            <w:tcW w:type="dxa" w:w="1615"/>
+            <w:tcW w:type="dxa" w:w="1384"/>
             <w:tcBorders>
               <w:top w:val="single" w:sz="4" w:space="0" w:color="CBCBCB"/>
               <w:left w:val="single" w:sz="4" w:space="0" w:color="CBCBCB"/>
@@ -1414,7 +1649,7 @@
         </w:tc>
         <w:tc>
           <w:tcPr>
-            <w:tcW w:type="dxa" w:w="1615"/>
+            <w:tcW w:type="dxa" w:w="1384"/>
             <w:tcBorders>
               <w:top w:val="single" w:sz="4" w:space="0" w:color="CBCBCB"/>
               <w:left w:val="single" w:sz="4" w:space="0" w:color="CBCBCB"/>
@@ -1433,7 +1668,7 @@
         </w:tc>
         <w:tc>
           <w:tcPr>
-            <w:tcW w:type="dxa" w:w="1615"/>
+            <w:tcW w:type="dxa" w:w="1384"/>
             <w:tcBorders>
               <w:top w:val="single" w:sz="4" w:space="0" w:color="CBCBCB"/>
               <w:left w:val="single" w:sz="4" w:space="0" w:color="CBCBCB"/>
@@ -1452,7 +1687,26 @@
         </w:tc>
         <w:tc>
           <w:tcPr>
-            <w:tcW w:type="dxa" w:w="1615"/>
+            <w:tcW w:type="dxa" w:w="1384"/>
+            <w:tcBorders>
+              <w:top w:val="single" w:sz="4" w:space="0" w:color="CBCBCB"/>
+              <w:left w:val="single" w:sz="4" w:space="0" w:color="CBCBCB"/>
+              <w:bottom w:val="single" w:sz="4" w:space="0" w:color="CBCBCB"/>
+              <w:right w:val="single" w:sz="4" w:space="0" w:color="CBCBCB"/>
+            </w:tcBorders>
+          </w:tcPr>
+          <w:p>
+            <w:r>
+              <w:rPr>
+                <w:sz w:val="20"/>
+              </w:rPr>
+              <w:t>-----------------</w:t>
+            </w:r>
+          </w:p>
+        </w:tc>
+        <w:tc>
+          <w:tcPr>
+            <w:tcW w:type="dxa" w:w="1384"/>
             <w:tcBorders>
               <w:top w:val="single" w:sz="4" w:space="0" w:color="CBCBCB"/>
               <w:left w:val="single" w:sz="4" w:space="0" w:color="CBCBCB"/>
@@ -1473,7 +1727,7 @@
       <w:tr>
         <w:tc>
           <w:tcPr>
-            <w:tcW w:type="dxa" w:w="1615"/>
+            <w:tcW w:type="dxa" w:w="1384"/>
             <w:shd w:val="clear" w:color="auto" w:fill="B8B3D6"/>
             <w:tcBorders>
               <w:top w:val="single" w:sz="4" w:space="0" w:color="CBCBCB"/>
@@ -1493,7 +1747,7 @@
         </w:tc>
         <w:tc>
           <w:tcPr>
-            <w:tcW w:type="dxa" w:w="1615"/>
+            <w:tcW w:type="dxa" w:w="1384"/>
             <w:shd w:val="clear" w:color="auto" w:fill="B8B3D6"/>
             <w:tcBorders>
               <w:top w:val="single" w:sz="4" w:space="0" w:color="CBCBCB"/>
@@ -1513,7 +1767,7 @@
         </w:tc>
         <w:tc>
           <w:tcPr>
-            <w:tcW w:type="dxa" w:w="1615"/>
+            <w:tcW w:type="dxa" w:w="1384"/>
             <w:shd w:val="clear" w:color="auto" w:fill="B8B3D6"/>
             <w:tcBorders>
               <w:top w:val="single" w:sz="4" w:space="0" w:color="CBCBCB"/>
@@ -1533,7 +1787,7 @@
         </w:tc>
         <w:tc>
           <w:tcPr>
-            <w:tcW w:type="dxa" w:w="1615"/>
+            <w:tcW w:type="dxa" w:w="1384"/>
             <w:shd w:val="clear" w:color="auto" w:fill="B8B3D6"/>
             <w:tcBorders>
               <w:top w:val="single" w:sz="4" w:space="0" w:color="CBCBCB"/>
@@ -1553,7 +1807,7 @@
         </w:tc>
         <w:tc>
           <w:tcPr>
-            <w:tcW w:type="dxa" w:w="1615"/>
+            <w:tcW w:type="dxa" w:w="1384"/>
             <w:shd w:val="clear" w:color="auto" w:fill="B8B3D6"/>
             <w:tcBorders>
               <w:top w:val="single" w:sz="4" w:space="0" w:color="CBCBCB"/>
@@ -1573,7 +1827,27 @@
         </w:tc>
         <w:tc>
           <w:tcPr>
-            <w:tcW w:type="dxa" w:w="1615"/>
+            <w:tcW w:type="dxa" w:w="1384"/>
+            <w:shd w:val="clear" w:color="auto" w:fill="B8B3D6"/>
+            <w:tcBorders>
+              <w:top w:val="single" w:sz="4" w:space="0" w:color="CBCBCB"/>
+              <w:left w:val="single" w:sz="4" w:space="0" w:color="CBCBCB"/>
+              <w:bottom w:val="single" w:sz="4" w:space="0" w:color="CBCBCB"/>
+              <w:right w:val="single" w:sz="4" w:space="0" w:color="CBCBCB"/>
+            </w:tcBorders>
+          </w:tcPr>
+          <w:p>
+            <w:r>
+              <w:rPr>
+                <w:sz w:val="20"/>
+              </w:rPr>
+              <w:t>-</w:t>
+            </w:r>
+          </w:p>
+        </w:tc>
+        <w:tc>
+          <w:tcPr>
+            <w:tcW w:type="dxa" w:w="1384"/>
             <w:shd w:val="clear" w:color="auto" w:fill="B8B3D6"/>
             <w:tcBorders>
               <w:top w:val="single" w:sz="4" w:space="0" w:color="CBCBCB"/>
@@ -1588,7 +1862,7 @@
       <w:tr>
         <w:tc>
           <w:tcPr>
-            <w:tcW w:type="dxa" w:w="1615"/>
+            <w:tcW w:type="dxa" w:w="1384"/>
             <w:tcBorders>
               <w:top w:val="single" w:sz="4" w:space="0" w:color="CBCBCB"/>
               <w:left w:val="single" w:sz="4" w:space="0" w:color="CBCBCB"/>
@@ -1607,7 +1881,7 @@
         </w:tc>
         <w:tc>
           <w:tcPr>
-            <w:tcW w:type="dxa" w:w="1615"/>
+            <w:tcW w:type="dxa" w:w="1384"/>
             <w:tcBorders>
               <w:top w:val="single" w:sz="4" w:space="0" w:color="CBCBCB"/>
               <w:left w:val="single" w:sz="4" w:space="0" w:color="CBCBCB"/>
@@ -1626,7 +1900,7 @@
         </w:tc>
         <w:tc>
           <w:tcPr>
-            <w:tcW w:type="dxa" w:w="1615"/>
+            <w:tcW w:type="dxa" w:w="1384"/>
             <w:tcBorders>
               <w:top w:val="single" w:sz="4" w:space="0" w:color="CBCBCB"/>
               <w:left w:val="single" w:sz="4" w:space="0" w:color="CBCBCB"/>
@@ -1645,7 +1919,7 @@
         </w:tc>
         <w:tc>
           <w:tcPr>
-            <w:tcW w:type="dxa" w:w="1615"/>
+            <w:tcW w:type="dxa" w:w="1384"/>
             <w:tcBorders>
               <w:top w:val="single" w:sz="4" w:space="0" w:color="CBCBCB"/>
               <w:left w:val="single" w:sz="4" w:space="0" w:color="CBCBCB"/>
@@ -1664,7 +1938,7 @@
         </w:tc>
         <w:tc>
           <w:tcPr>
-            <w:tcW w:type="dxa" w:w="1615"/>
+            <w:tcW w:type="dxa" w:w="1384"/>
             <w:tcBorders>
               <w:top w:val="single" w:sz="4" w:space="0" w:color="CBCBCB"/>
               <w:left w:val="single" w:sz="4" w:space="0" w:color="CBCBCB"/>
@@ -1683,7 +1957,26 @@
         </w:tc>
         <w:tc>
           <w:tcPr>
-            <w:tcW w:type="dxa" w:w="1615"/>
+            <w:tcW w:type="dxa" w:w="1384"/>
+            <w:tcBorders>
+              <w:top w:val="single" w:sz="4" w:space="0" w:color="CBCBCB"/>
+              <w:left w:val="single" w:sz="4" w:space="0" w:color="CBCBCB"/>
+              <w:bottom w:val="single" w:sz="4" w:space="0" w:color="CBCBCB"/>
+              <w:right w:val="single" w:sz="4" w:space="0" w:color="CBCBCB"/>
+            </w:tcBorders>
+          </w:tcPr>
+          <w:p>
+            <w:r>
+              <w:rPr>
+                <w:sz w:val="20"/>
+              </w:rPr>
+              <w:t>-</w:t>
+            </w:r>
+          </w:p>
+        </w:tc>
+        <w:tc>
+          <w:tcPr>
+            <w:tcW w:type="dxa" w:w="1384"/>
             <w:tcBorders>
               <w:top w:val="single" w:sz="4" w:space="0" w:color="CBCBCB"/>
               <w:left w:val="single" w:sz="4" w:space="0" w:color="CBCBCB"/>

--- a/.claude/templates/PLAN-template.docx
+++ b/.claude/templates/PLAN-template.docx
@@ -1999,6 +1999,110 @@
           <w:color w:val="F05922"/>
           <w:sz w:val="28"/>
         </w:rPr>
+        <w:t>Handoff Log (BẮT BUỘC — xem CLAUDE.md §16.5 Bước 4)</w:t>
+      </w:r>
+    </w:p>
+    <w:p>
+      <w:pPr>
+        <w:spacing w:before="40" w:after="40"/>
+        <w:ind w:left="567"/>
+        <w:pBdr>
+          <w:left w:val="single" w:sz="12" w:space="10" w:color="F05922"/>
+        </w:pBdr>
+      </w:pPr>
+      <w:r>
+        <w:rPr>
+          <w:color w:val="4A3F8C"/>
+        </w:rPr>
+        <w:t>Mỗi bước chạy session/subagent riêng nên KHÔNG thấy lịch sử bước trước. Agent hoàn thành bước PHẢI thêm 1 entry dưới đây; task-planner PHẢI nhúng nguyên văn mục này vào prompt của bước kế tiếp — tránh đọc lại/nghiên cứu lại.</w:t>
+      </w:r>
+    </w:p>
+    <w:p>
+      <w:pPr>
+        <w:spacing w:after="80"/>
+      </w:pPr>
+      <w:r>
+        <w:rPr>
+          <w:sz w:val="21"/>
+        </w:rPr>
+        <w:t>&lt;!-- Thêm entry mới ở cuối, KHÔNG xoá entry cũ --&gt;</w:t>
+      </w:r>
+    </w:p>
+    <w:p>
+      <w:pPr>
+        <w:pStyle w:val="Heading3"/>
+        <w:spacing w:before="160" w:after="60"/>
+      </w:pPr>
+      <w:r>
+        <w:rPr>
+          <w:color w:val="4A3F8C"/>
+          <w:sz w:val="24"/>
+        </w:rPr>
+        <w:t>Bước [N.M] — [tên bước ngắn]</w:t>
+      </w:r>
+    </w:p>
+    <w:p>
+      <w:pPr>
+        <w:pStyle w:val="ListBullet"/>
+        <w:spacing w:after="20"/>
+        <w:ind w:left="283"/>
+      </w:pPr>
+      <w:r>
+        <w:rPr>
+          <w:sz w:val="21"/>
+        </w:rPr>
+        <w:t>Đã làm: [tóm tắt 2-3 câu]</w:t>
+      </w:r>
+    </w:p>
+    <w:p>
+      <w:pPr>
+        <w:pStyle w:val="ListBullet"/>
+        <w:spacing w:after="20"/>
+        <w:ind w:left="283"/>
+      </w:pPr>
+      <w:r>
+        <w:rPr>
+          <w:sz w:val="21"/>
+        </w:rPr>
+        <w:t>File/module đã đọc hoặc đổi: [đường dẫn cụ thể]</w:t>
+      </w:r>
+    </w:p>
+    <w:p>
+      <w:pPr>
+        <w:pStyle w:val="ListBullet"/>
+        <w:spacing w:after="20"/>
+        <w:ind w:left="283"/>
+      </w:pPr>
+      <w:r>
+        <w:rPr>
+          <w:sz w:val="21"/>
+        </w:rPr>
+        <w:t>Quyết định quan trọng: [nếu có]</w:t>
+      </w:r>
+    </w:p>
+    <w:p>
+      <w:pPr>
+        <w:pStyle w:val="ListBullet"/>
+        <w:spacing w:after="20"/>
+        <w:ind w:left="283"/>
+      </w:pPr>
+      <w:r>
+        <w:rPr>
+          <w:sz w:val="21"/>
+        </w:rPr>
+        <w:t>Bước sau cần biết: [cảnh báo/gotcha — hoặc "Không có"]</w:t>
+      </w:r>
+    </w:p>
+    <w:p>
+      <w:pPr>
+        <w:pStyle w:val="Heading2"/>
+        <w:spacing w:before="200" w:after="80"/>
+      </w:pPr>
+      <w:r>
+        <w:rPr>
+          <w:color w:val="F05922"/>
+          <w:sz w:val="28"/>
+        </w:rPr>
         <w:t>Artifacts dự kiến</w:t>
       </w:r>
     </w:p>
